--- a/tai-lieu-noi-bo/moscow/ryabushinsky-mansion.docx
+++ b/tai-lieu-noi-bo/moscow/ryabushinsky-mansion.docx
@@ -351,6 +351,189 @@
       </w:pPr>
       <w:r>
         <w:t>Hai điểm nhấn cuối cùng thuộc về hai chủ nhân khác nhau của ngôi nhà. Ẩn trên tầng áp mái là nhà nguyện bí mật của phái Tín đồ Cũ, một căn phòng cầu nguyện có mái vòm được giấu kín, không thể nhìn thấy từ ngoài phố, với những bức tường vẽ đầy hoạ tiết ngôi sao. Còn dấu ấn của Gorky đậm nét nhất chính là thư viện đồ sộ với khoảng mười hai nghìn cuốn sách, xếp trong bốn mươi bốn tủ sách đóng riêng, cùng bộ sưu tập tượng netsuke tí hon của Nhật Bản, chiếc bàn viết và những bản thảo của ông. Hai di sản ấy, một thuộc về tâm linh và một thuộc về trí tuệ, cùng lặng lẽ tồn tại dưới một mái nhà.</w:t>
+      </w:r>
+    </w:p>
+    <w:p>
+      <w:pPr>
+        <w:pStyle w:val="Heading1"/>
+      </w:pPr>
+      <w:r>
+        <w:rPr>
+          <w:color w:val="152C4E"/>
+        </w:rPr>
+        <w:t>Mặt tiền &amp; bức phù điêu khảm hoa lan diên vĩ</w:t>
+      </w:r>
+    </w:p>
+    <w:p>
+      <w:pPr>
+        <w:jc w:val="both"/>
+      </w:pPr>
+      <w:r>
+        <w:t>Trước khi vào trong, hãy để khách đứng lại ngắm mặt ngoài. Kiến trúc sư Fyodor Shekhtel (Фёдор Шехтель) dựng dinh thự trong các năm 1900–1903 cho Stepan Ryabushinsky — một chủ ngân hàng kiêm nhà công nghiệp khi ấy mới 26 tuổi. Chạy quanh phần trên tường là dải phù điêu khảm (mosaic) mô tả một khu vườn thiên đường với những đoá lan và diên vĩ (iris) đang nở — mảng màu rực rỡ nổi bật trên nền gạch sáng.</w:t>
+      </w:r>
+    </w:p>
+    <w:p>
+      <w:pPr>
+        <w:jc w:val="both"/>
+      </w:pPr>
+      <w:r>
+        <w:t>Toà nhà là tuyên ngôn của phong cách Tân nghệ thuật (Art Nouveau / modern Nga): mái hiên đồ sộ, những ô cửa sổ tầng trệt rộng khác thường, sắt uốn mềm mại và gốm trang trí. Giới phê bình đương thời vừa khen ‘táo bạo’, vừa chê mái hiên và cửa lớn là ‘bất tiện và phi lý’ — nhưng chính sự phá cách ấy đã khiến nó thành biểu tượng.</w:t>
+      </w:r>
+    </w:p>
+    <w:p>
+      <w:pPr>
+        <w:jc w:val="both"/>
+      </w:pPr>
+      <w:r>
+        <w:t>Gợi ý cách kể: chỉ cho khách thấy toà nhà ‘không có một đường thẳng vô hồn nào’ — mọi chi tiết đều mô phỏng thiên nhiên. Đây là cách dẫn nhập hoàn hảo để khách hiểu tinh thần Art Nouveau trước khi bước vào chiêm ngưỡng cầu thang danh tiếng bên trong.</w:t>
+      </w:r>
+    </w:p>
+    <w:p>
+      <w:pPr>
+        <w:pStyle w:val="Heading1"/>
+      </w:pPr>
+      <w:r>
+        <w:rPr>
+          <w:color w:val="152C4E"/>
+        </w:rPr>
+        <w:t>Cầu thang ‘con sóng’ bằng cẩm thạch &amp; chiếc đèn Sứa</w:t>
+      </w:r>
+    </w:p>
+    <w:p>
+      <w:pPr>
+        <w:jc w:val="both"/>
+      </w:pPr>
+      <w:r>
+        <w:t>Trung tâm ngôi nhà — và cũng là kiệt tác được chụp ảnh nhiều nhất — là cầu thang cẩm thạch uốn lượn như một con sóng biển đang cuộn trào, tới mức nhiều người ví nó như ‘dòng nham thạch đang chảy’ hay một sinh vật đang hoá thân. Lan can bằng đá được tạc mềm mại đến mức tưởng như chất rắn cũng biết chuyển động.</w:t>
+      </w:r>
+    </w:p>
+    <w:p>
+      <w:pPr>
+        <w:jc w:val="both"/>
+      </w:pPr>
+      <w:r>
+        <w:t>Ngay chân sóng là chiếc đèn hình con sứa (медуза) bằng đồng — biểu tượng của cả ngôi nhà. Toàn bộ sảnh được dàn dựng như một ‘vương quốc dưới nước’: nền lát mô phỏng sỏi bờ biển, ánh sáng lọc qua kính màu như xuyên qua làn nước; trên đỉnh cột cạnh cầu thang lại có hình những con kỳ nhông (thằn lằn) quấn quanh. Cảm hứng biển cả này được cho là gợi từ vở opera ‘Sadko’ của Rimsky-Korsakov.</w:t>
+      </w:r>
+    </w:p>
+    <w:p>
+      <w:pPr>
+        <w:jc w:val="both"/>
+      </w:pPr>
+      <w:r>
+        <w:t>Gợi ý cách kể: mời khách đứng ở chân cầu thang nhìn lên và hỏi ‘Quý vị thấy con sóng hay dòng nham thạch?’ — mỗi người sẽ thấy một hình ảnh khác nhau, đó chính là ma lực của Art Nouveau. Nhắc khách tìm chiếc đèn Sứa và bầy kỳ nhông để ‘săn’ đủ các chi tiết ẩn.</w:t>
+      </w:r>
+    </w:p>
+    <w:p>
+      <w:pPr>
+        <w:pStyle w:val="Heading1"/>
+      </w:pPr>
+      <w:r>
+        <w:rPr>
+          <w:color w:val="152C4E"/>
+        </w:rPr>
+        <w:t>Kính màu, tay nắm cửa &amp; những chi tiết thiên nhiên</w:t>
+      </w:r>
+    </w:p>
+    <w:p>
+      <w:pPr>
+        <w:jc w:val="both"/>
+      </w:pPr>
+      <w:r>
+        <w:t>Shekhtel thiết kế ngôi nhà theo nguyên tắc ‘tổng thể nghệ thuật’ (Gesamtkunstwerk): từ ô kính màu lấp lánh, khung cửa sổ, sàn gỗ ghép (parquet) cho tới tay nắm cửa và đầu cột — tất cả đều do một bàn tay dàn dựng, đều lấy mô-típ từ cây cỏ, sóng nước và sinh vật biển. Phòng ăn ốp gỗ sồi, còn phòng làm việc – thư viện có trang trí tường và trần rất riêng.</w:t>
+      </w:r>
+    </w:p>
+    <w:p>
+      <w:pPr>
+        <w:jc w:val="both"/>
+      </w:pPr>
+      <w:r>
+        <w:t>Chính vì thế, ở đây ‘không có ranh giới giữa kết cấu và trang trí — bản thân ngôi nhà là tác phẩm nghệ thuật’. Đáng tiếc, phần lớn đồ nội thất Art Nouveau nguyên bản của gia đình Ryabushinsky đã thất lạc trong biến động cách mạng 1917.</w:t>
+      </w:r>
+    </w:p>
+    <w:p>
+      <w:pPr>
+        <w:jc w:val="both"/>
+      </w:pPr>
+      <w:r>
+        <w:t>Gợi ý cách kể: đố khách tìm những tay nắm cửa và chi tiết kim loại hình sinh vật biển — biến chuyến tham quan thành một trò ‘truy tìm kho báu chi tiết’. Cách này đặc biệt hiệu quả với đoàn có người trẻ, giúp họ nhìn kỹ thay vì đi lướt.</w:t>
+      </w:r>
+    </w:p>
+    <w:p>
+      <w:pPr>
+        <w:pStyle w:val="Heading1"/>
+      </w:pPr>
+      <w:r>
+        <w:rPr>
+          <w:color w:val="152C4E"/>
+        </w:rPr>
+        <w:t>Nhà nguyện bí mật của phái Tín đồ Cũ</w:t>
+      </w:r>
+    </w:p>
+    <w:p>
+      <w:pPr>
+        <w:jc w:val="both"/>
+      </w:pPr>
+      <w:r>
+        <w:t>Trên tầng áp mái, ẩn sau lối kiến trúc Art Nouveau của cả ngôi nhà, là một căn phòng hoàn toàn khác: nhà nguyện bí mật (моленная) của phái Tín đồ Cũ (Old Believers / старообрядцы), có cả vòm mái nhỏ. Gia đình Ryabushinsky theo phái này — nhánh Chính thống giáo từng bị nhà thờ chính thống và nhà nước bài xích suốt hơn hai thế kỷ.</w:t>
+      </w:r>
+    </w:p>
+    <w:p>
+      <w:pPr>
+        <w:jc w:val="both"/>
+      </w:pPr>
+      <w:r>
+        <w:t>Stepan Ryabushinsky còn là một nhà sưu tầm và phục chế icon (thánh tượng) Nga cổ nổi tiếng. Phải đến sắc lệnh khoan dung tôn giáo năm 1905, các Tín đồ Cũ mới được thờ phụng công khai — nên căn phòng nguyện kín đáo trên gác này vừa là nơi cầu nguyện, vừa là chứng tích của một thời phải giữ đức tin trong lặng lẽ.</w:t>
+      </w:r>
+    </w:p>
+    <w:p>
+      <w:pPr>
+        <w:jc w:val="both"/>
+      </w:pPr>
+      <w:r>
+        <w:t>Gợi ý cách kể: đây là ‘lớp nghĩa ẩn’ khiến ngôi nhà không chỉ đẹp mà còn sâu. Hãy kể cho khách rằng đằng sau vẻ xa hoa là một gia đình phải giấu kín đức tin của mình — chi tiết này biến một dinh thự thời trang thành một câu chuyện về con người.</w:t>
+      </w:r>
+    </w:p>
+    <w:p>
+      <w:pPr>
+        <w:pStyle w:val="Heading1"/>
+      </w:pPr>
+      <w:r>
+        <w:rPr>
+          <w:color w:val="152C4E"/>
+        </w:rPr>
+        <w:t>Maxim Gorky sống ở đây (1931–1936): phòng làm việc, thư viện &amp; bộ sưu tập nэцke</w:t>
+      </w:r>
+    </w:p>
+    <w:p>
+      <w:pPr>
+        <w:jc w:val="both"/>
+      </w:pPr>
+      <w:r>
+        <w:t>Sau cách mạng, gia đình Ryabushinsky di cư sang Ý (Stepan qua đời tại Milano năm 1942), ngôi nhà lần lượt thành trụ sở của nhiều cơ quan Xô-viết. Năm 1931, Stalin ‘tặng’ dinh thự cho văn hào Maxim Gorky (Максим Горький) khi ông từ Ý trở về. Gorky sống ở đây tới khi mất năm 1936; gia đình ông ở lại đến 1965, rồi nơi này trở thành bảo tàng và mở cửa cho công chúng từ năm 1995.</w:t>
+      </w:r>
+    </w:p>
+    <w:p>
+      <w:pPr>
+        <w:jc w:val="both"/>
+      </w:pPr>
+      <w:r>
+        <w:t>Bảo tàng giữ nguyên phòng làm việc với bàn viết của Gorky, thư viện đồ sộ và cuốn sổ lưu bút khách quý, cùng bộ sưu tập nghệ thuật phương Đông của ông — nổi bật là hàng trăm tượng nэцke (netsuke) Nhật Bản tí hon mà ông say mê sưu tầm. Những kỷ vật rất đời thường này cho thấy một Gorky khác: không chỉ là nhà văn cách mạng mà còn là người ham mê cái đẹp tinh xảo.</w:t>
+      </w:r>
+    </w:p>
+    <w:p>
+      <w:pPr>
+        <w:jc w:val="both"/>
+      </w:pPr>
+      <w:r>
+        <w:t>Có một nghịch lý thú vị: chính Gorky lại không thích ngôi nhà lộng lẫy này. Trong nhật ký, ông từng gọi lối kiến trúc ở đây là ‘kỳ dị và man rợ’ và thấy mình không thoải mái giữa sự cầu kỳ của nó.</w:t>
+      </w:r>
+    </w:p>
+    <w:p>
+      <w:pPr>
+        <w:jc w:val="both"/>
+      </w:pPr>
+      <w:r>
+        <w:t>Gợi ý cách kể: kết tour bằng nghịch lý ‘một nhà văn vô sản sống trong dinh thự tư sản xa hoa mà ông ghét’ — chi tiết này luôn khiến khách bật cười và nhớ lâu. Rồi mời khách ngắm bộ nэцke để thấy khía cạnh lãng mạn, tinh tế trong con người Gorky.</w:t>
       </w:r>
     </w:p>
     <w:p>
@@ -787,6 +970,51 @@
       </w:r>
     </w:p>
     <w:p>
+      <w:r>
+        <w:rPr>
+          <w:sz w:val="22"/>
+        </w:rPr>
+        <w:t xml:space="preserve">• Ryabushinsky Mansion: Gorky House Museum — Liden &amp; Denz — </w:t>
+      </w:r>
+      <w:r>
+        <w:rPr>
+          <w:color w:val="204A86"/>
+          <w:sz w:val="20"/>
+        </w:rPr>
+        <w:t>https://lidenz.com/ryabushinsky-mansion-gorky-house-museum/</w:t>
+      </w:r>
+    </w:p>
+    <w:p>
+      <w:r>
+        <w:rPr>
+          <w:sz w:val="22"/>
+        </w:rPr>
+        <w:t xml:space="preserve">• Gorky House-Museum — Bridge to Moscow — </w:t>
+      </w:r>
+      <w:r>
+        <w:rPr>
+          <w:color w:val="204A86"/>
+          <w:sz w:val="20"/>
+        </w:rPr>
+        <w:t>https://bridgetomoscow.com/gorky-housemuseum_2</w:t>
+      </w:r>
+    </w:p>
+    <w:p>
+      <w:r>
+        <w:rPr>
+          <w:sz w:val="22"/>
+        </w:rPr>
+        <w:t xml:space="preserve">• Trang chính thức — Bảo tàng (museum.imli.ru) — </w:t>
+      </w:r>
+      <w:r>
+        <w:rPr>
+          <w:color w:val="204A86"/>
+          <w:sz w:val="20"/>
+        </w:rPr>
+        <w:t>https://museum.imli.ru</w:t>
+      </w:r>
+    </w:p>
+    <w:p>
       <w:pPr>
         <w:pStyle w:val="Heading2"/>
       </w:pPr>
@@ -872,11 +1100,38 @@
     <w:p>
       <w:r>
         <w:rPr>
+          <w:color w:val="5C6773"/>
+          <w:sz w:val="20"/>
+        </w:rPr>
+        <w:t>Wikipedia (EN): Gorky Museum — Shekhtel, gia đình Ryabushinsky, giai đoạn Gorky, các phòng được bảo tồn</w:t>
+      </w:r>
+    </w:p>
+    <w:p>
+      <w:r>
+        <w:rPr>
+          <w:color w:val="5C6773"/>
+          <w:sz w:val="20"/>
+        </w:rPr>
+        <w:t>Liden &amp; Denz và Bridge to Moscow: mô tả nội thất (cầu thang sóng, đèn Sứa, phù điêu iris, nhà nguyện Tín đồ Cũ)</w:t>
+      </w:r>
+    </w:p>
+    <w:p>
+      <w:r>
+        <w:rPr>
+          <w:color w:val="5C6773"/>
+          <w:sz w:val="20"/>
+        </w:rPr>
+        <w:t>Ghi chú: Gorky gọi kiến trúc nhà là ‘kỳ dị và man rợ’ trong nhật ký (dẫn theo Bridge to Moscow)</w:t>
+      </w:r>
+    </w:p>
+    <w:p>
+      <w:r>
+        <w:rPr>
           <w:i/>
           <w:color w:val="5C6773"/>
           <w:sz w:val="18"/>
         </w:rPr>
-        <w:t>Tài liệu nội bộ — không dùng cho mục đích public. Biên soạn nguyên gốc, có dẫn nguồn. Cập nhật 2026-08-11.</w:t>
+        <w:t>Tài liệu nội bộ — không dùng cho mục đích public. Biên soạn nguyên gốc, có dẫn nguồn. Cập nhật 2026-09-28.</w:t>
       </w:r>
     </w:p>
     <w:sectPr>
